--- a/ReadMe/Python_Fundamentals_1.docx
+++ b/ReadMe/Python_Fundamentals_1.docx
@@ -221,16 +221,6 @@
               <w:t>Python is simple to learn</w:t>
             </w:r>
           </w:p>
-          <w:p>
-            <w:pPr>
-              <w:pStyle w:val="TipText"/>
-              <w:cnfStyle w:val="000000000000" w:firstRow="0" w:lastRow="0" w:firstColumn="0" w:lastColumn="0" w:oddVBand="0" w:evenVBand="0" w:oddHBand="0" w:evenHBand="0" w:firstRowFirstColumn="0" w:firstRowLastColumn="0" w:lastRowFirstColumn="0" w:lastRowLastColumn="0"/>
-              <w:rPr>
-                <w:sz w:val="22"/>
-                <w:szCs w:val="22"/>
-              </w:rPr>
-            </w:pPr>
-          </w:p>
         </w:tc>
       </w:tr>
     </w:tbl>
@@ -239,6 +229,9 @@
       <w:pPr>
         <w:pStyle w:val="Heading2"/>
       </w:pPr>
+      <w:r>
+        <w:t>What are Python Variables, Snake case/Constants, Print, Mathematical preferences?</w:t>
+      </w:r>
     </w:p>
     <w:tbl>
       <w:tblPr>
@@ -259,9 +252,17 @@
             <w:shd w:val="clear" w:color="auto" w:fill="auto"/>
           </w:tcPr>
           <w:p>
+            <w:pPr>
+              <w:rPr>
+                <w:sz w:val="22"/>
+                <w:szCs w:val="22"/>
+              </w:rPr>
+            </w:pPr>
             <w:r>
               <w:rPr>
                 <w:noProof/>
+                <w:sz w:val="22"/>
+                <w:szCs w:val="22"/>
               </w:rPr>
               <w:drawing>
                 <wp:inline distT="0" distB="0" distL="0" distR="0" wp14:anchorId="08710525" wp14:editId="72DF0952">
@@ -319,12 +320,305 @@
             <w:pPr>
               <w:pStyle w:val="TipText"/>
               <w:cnfStyle w:val="000000000000" w:firstRow="0" w:lastRow="0" w:firstColumn="0" w:lastColumn="0" w:oddVBand="0" w:evenVBand="0" w:oddHBand="0" w:evenHBand="0" w:firstRowFirstColumn="0" w:firstRowLastColumn="0" w:lastRowFirstColumn="0" w:lastRowLastColumn="0"/>
+              <w:rPr>
+                <w:sz w:val="22"/>
+                <w:szCs w:val="22"/>
+              </w:rPr>
             </w:pPr>
+            <w:r>
+              <w:rPr>
+                <w:b/>
+                <w:bCs/>
+                <w:sz w:val="22"/>
+                <w:szCs w:val="22"/>
+              </w:rPr>
+              <w:t>Variables</w:t>
+            </w:r>
+            <w:r>
+              <w:rPr>
+                <w:sz w:val="22"/>
+                <w:szCs w:val="22"/>
+              </w:rPr>
+              <w:t xml:space="preserve"> in Python by best practice should be </w:t>
+            </w:r>
+            <w:r>
+              <w:rPr>
+                <w:b/>
+                <w:bCs/>
+                <w:sz w:val="22"/>
+                <w:szCs w:val="22"/>
+              </w:rPr>
+              <w:t>Snake-Case</w:t>
+            </w:r>
+            <w:r>
+              <w:rPr>
+                <w:sz w:val="22"/>
+                <w:szCs w:val="22"/>
+              </w:rPr>
+              <w:t xml:space="preserve"> and </w:t>
+            </w:r>
+            <w:r>
+              <w:rPr>
+                <w:b/>
+                <w:bCs/>
+                <w:sz w:val="22"/>
+                <w:szCs w:val="22"/>
+              </w:rPr>
+              <w:t>Constants</w:t>
+            </w:r>
+            <w:r>
+              <w:rPr>
+                <w:sz w:val="22"/>
+                <w:szCs w:val="22"/>
+              </w:rPr>
+              <w:t xml:space="preserve"> need to be </w:t>
+            </w:r>
+            <w:r>
+              <w:rPr>
+                <w:b/>
+                <w:bCs/>
+                <w:sz w:val="22"/>
+                <w:szCs w:val="22"/>
+              </w:rPr>
+              <w:t>UPPERCASE</w:t>
+            </w:r>
+            <w:r>
+              <w:rPr>
+                <w:sz w:val="22"/>
+                <w:szCs w:val="22"/>
+              </w:rPr>
+              <w:t xml:space="preserve"> for programming consistency/readability. </w:t>
+            </w:r>
+            <w:r>
+              <w:rPr>
+                <w:sz w:val="22"/>
+                <w:szCs w:val="22"/>
+              </w:rPr>
+              <w:br/>
+            </w:r>
+            <w:r>
+              <w:rPr>
+                <w:sz w:val="22"/>
+                <w:szCs w:val="22"/>
+              </w:rPr>
+              <w:br/>
+            </w:r>
+            <w:r>
+              <w:rPr>
+                <w:b/>
+                <w:bCs/>
+                <w:sz w:val="22"/>
+                <w:szCs w:val="22"/>
+              </w:rPr>
+              <w:t>Print</w:t>
+            </w:r>
+            <w:r>
+              <w:rPr>
+                <w:sz w:val="22"/>
+                <w:szCs w:val="22"/>
+              </w:rPr>
+              <w:t xml:space="preserve"> has the basic format of print(variable) OR print(“string”) OR print(number)</w:t>
+            </w:r>
+          </w:p>
+          <w:p>
+            <w:pPr>
+              <w:pStyle w:val="TipText"/>
+              <w:cnfStyle w:val="000000000000" w:firstRow="0" w:lastRow="0" w:firstColumn="0" w:lastColumn="0" w:oddVBand="0" w:evenVBand="0" w:oddHBand="0" w:evenHBand="0" w:firstRowFirstColumn="0" w:firstRowLastColumn="0" w:lastRowFirstColumn="0" w:lastRowLastColumn="0"/>
+              <w:rPr>
+                <w:b/>
+                <w:bCs/>
+                <w:sz w:val="22"/>
+                <w:szCs w:val="22"/>
+              </w:rPr>
+            </w:pPr>
+            <w:r>
+              <w:rPr>
+                <w:sz w:val="22"/>
+                <w:szCs w:val="22"/>
+              </w:rPr>
+              <w:t xml:space="preserve">The </w:t>
+            </w:r>
+            <w:r>
+              <w:rPr>
+                <w:b/>
+                <w:bCs/>
+                <w:sz w:val="22"/>
+                <w:szCs w:val="22"/>
+              </w:rPr>
+              <w:t>preference</w:t>
+            </w:r>
+            <w:r>
+              <w:rPr>
+                <w:sz w:val="22"/>
+                <w:szCs w:val="22"/>
+              </w:rPr>
+              <w:t xml:space="preserve"> in Python for </w:t>
+            </w:r>
+            <w:r>
+              <w:rPr>
+                <w:b/>
+                <w:bCs/>
+                <w:sz w:val="22"/>
+                <w:szCs w:val="22"/>
+              </w:rPr>
+              <w:t>Mathematical Operations</w:t>
+            </w:r>
+            <w:r>
+              <w:rPr>
+                <w:sz w:val="22"/>
+                <w:szCs w:val="22"/>
+              </w:rPr>
+              <w:t xml:space="preserve"> is </w:t>
+            </w:r>
+            <w:r>
+              <w:rPr>
+                <w:b/>
+                <w:bCs/>
+                <w:sz w:val="22"/>
+                <w:szCs w:val="22"/>
+              </w:rPr>
+              <w:t>Multiplication</w:t>
+            </w:r>
+            <w:r>
+              <w:rPr>
+                <w:sz w:val="22"/>
+                <w:szCs w:val="22"/>
+              </w:rPr>
+              <w:t xml:space="preserve">, </w:t>
+            </w:r>
+            <w:r>
+              <w:rPr>
+                <w:b/>
+                <w:bCs/>
+                <w:sz w:val="22"/>
+                <w:szCs w:val="22"/>
+              </w:rPr>
+              <w:t>Division</w:t>
+            </w:r>
+            <w:r>
+              <w:rPr>
+                <w:sz w:val="22"/>
+                <w:szCs w:val="22"/>
+              </w:rPr>
+              <w:t xml:space="preserve">, </w:t>
+            </w:r>
+            <w:r>
+              <w:rPr>
+                <w:b/>
+                <w:bCs/>
+                <w:sz w:val="22"/>
+                <w:szCs w:val="22"/>
+              </w:rPr>
+              <w:t>Addition</w:t>
+            </w:r>
+            <w:r>
+              <w:rPr>
+                <w:sz w:val="22"/>
+                <w:szCs w:val="22"/>
+              </w:rPr>
+              <w:t xml:space="preserve"> followed by </w:t>
+            </w:r>
+            <w:r>
+              <w:rPr>
+                <w:b/>
+                <w:bCs/>
+                <w:sz w:val="22"/>
+                <w:szCs w:val="22"/>
+              </w:rPr>
+              <w:t>Subtraction</w:t>
+            </w:r>
+            <w:r>
+              <w:rPr>
+                <w:b/>
+                <w:bCs/>
+                <w:sz w:val="22"/>
+                <w:szCs w:val="22"/>
+              </w:rPr>
+              <w:t>.</w:t>
+            </w:r>
+            <w:r>
+              <w:rPr>
+                <w:b/>
+                <w:bCs/>
+                <w:sz w:val="22"/>
+                <w:szCs w:val="22"/>
+              </w:rPr>
+              <w:br/>
+            </w:r>
+            <w:r>
+              <w:rPr>
+                <w:b/>
+                <w:bCs/>
+                <w:sz w:val="22"/>
+                <w:szCs w:val="22"/>
+              </w:rPr>
+              <w:br/>
+            </w:r>
+            <w:r>
+              <w:rPr>
+                <w:b/>
+                <w:bCs/>
+                <w:sz w:val="22"/>
+                <w:szCs w:val="22"/>
+              </w:rPr>
+              <w:t xml:space="preserve">Modulus </w:t>
+            </w:r>
+            <w:r>
+              <w:rPr>
+                <w:sz w:val="22"/>
+                <w:szCs w:val="22"/>
+              </w:rPr>
+              <w:t>in Python gives us the remainder</w:t>
+            </w:r>
+            <w:r>
+              <w:rPr>
+                <w:sz w:val="22"/>
+                <w:szCs w:val="22"/>
+              </w:rPr>
+              <w:br/>
+            </w:r>
+            <w:r>
+              <w:rPr>
+                <w:sz w:val="22"/>
+                <w:szCs w:val="22"/>
+              </w:rPr>
+              <w:t>.</w:t>
+            </w:r>
+            <w:r>
+              <w:rPr>
+                <w:sz w:val="22"/>
+                <w:szCs w:val="22"/>
+              </w:rPr>
+              <w:br/>
+            </w:r>
+            <w:r>
+              <w:rPr>
+                <w:b/>
+                <w:bCs/>
+                <w:sz w:val="22"/>
+                <w:szCs w:val="22"/>
+              </w:rPr>
+              <w:t>Division</w:t>
+            </w:r>
+            <w:r>
+              <w:rPr>
+                <w:sz w:val="22"/>
+                <w:szCs w:val="22"/>
+              </w:rPr>
+              <w:t xml:space="preserve"> two times negates the decimal values in quotient.</w:t>
+            </w:r>
           </w:p>
         </w:tc>
       </w:tr>
     </w:tbl>
-    <w:p/>
+    <w:p>
+      <w:pPr>
+        <w:rPr>
+          <w:sz w:val="22"/>
+          <w:szCs w:val="22"/>
+        </w:rPr>
+      </w:pPr>
+    </w:p>
     <w:p>
       <w:pPr>
         <w:pStyle w:val="Heading2"/>
@@ -3011,8 +3305,8 @@
     <w:compatSetting w:name="useWord2013TrackBottomHyphenation" w:uri="http://schemas.microsoft.com/office/word" w:val="0"/>
   </w:compat>
   <w:rsids>
-    <w:rsidRoot w:val="00B87A77"/>
-    <w:rsid w:val="00B87A77"/>
+    <w:rsidRoot w:val="002178D7"/>
+    <w:rsid w:val="002178D7"/>
     <w:rsid w:val="00C00F23"/>
   </w:rsids>
   <m:mathPr>

--- a/ReadMe/Python_Fundamentals_1.docx
+++ b/ReadMe/Python_Fundamentals_1.docx
@@ -325,6 +325,7 @@
                 <w:szCs w:val="22"/>
               </w:rPr>
             </w:pPr>
+            <w:bookmarkStart w:id="0" w:name="OLE_LINK19"/>
             <w:r>
               <w:rPr>
                 <w:b/>
@@ -339,7 +340,15 @@
                 <w:sz w:val="22"/>
                 <w:szCs w:val="22"/>
               </w:rPr>
-              <w:t xml:space="preserve"> in Python by best practice should be </w:t>
+              <w:t xml:space="preserve"> in Python by </w:t>
+            </w:r>
+            <w:bookmarkEnd w:id="0"/>
+            <w:r>
+              <w:rPr>
+                <w:sz w:val="22"/>
+                <w:szCs w:val="22"/>
+              </w:rPr>
+              <w:t xml:space="preserve">best practice should be </w:t>
             </w:r>
             <w:r>
               <w:rPr>
@@ -576,13 +585,6 @@
                 <w:szCs w:val="22"/>
               </w:rPr>
               <w:br/>
-            </w:r>
-            <w:r>
-              <w:rPr>
-                <w:sz w:val="22"/>
-                <w:szCs w:val="22"/>
-              </w:rPr>
-              <w:t>.</w:t>
             </w:r>
             <w:r>
               <w:rPr>
@@ -623,34 +625,46 @@
       <w:pPr>
         <w:pStyle w:val="Heading2"/>
       </w:pPr>
+      <w:r>
+        <w:t>How are Strings represented? what are the following concepts in invert quotes, escaping, multi-line strings, formatting?</w:t>
+      </w:r>
     </w:p>
     <w:tbl>
       <w:tblPr>
         <w:tblStyle w:val="TipTable"/>
-        <w:tblW w:w="308" w:type="pct"/>
+        <w:tblW w:w="5000" w:type="pct"/>
         <w:tblLook w:val="04A0" w:firstRow="1" w:lastRow="0" w:firstColumn="1" w:lastColumn="0" w:noHBand="0" w:noVBand="1"/>
         <w:tblDescription w:val="Layout table"/>
       </w:tblPr>
       <w:tblGrid>
         <w:gridCol w:w="577"/>
+        <w:gridCol w:w="8783"/>
       </w:tblGrid>
       <w:tr>
         <w:tc>
           <w:tcPr>
             <w:cnfStyle w:val="001000000000" w:firstRow="0" w:lastRow="0" w:firstColumn="1" w:lastColumn="0" w:oddVBand="0" w:evenVBand="0" w:oddHBand="0" w:evenHBand="0" w:firstRowFirstColumn="0" w:firstRowLastColumn="0" w:lastRowFirstColumn="0" w:lastRowLastColumn="0"/>
-            <w:tcW w:w="5000" w:type="pct"/>
+            <w:tcW w:w="308" w:type="pct"/>
             <w:shd w:val="clear" w:color="auto" w:fill="auto"/>
           </w:tcPr>
           <w:p>
+            <w:pPr>
+              <w:rPr>
+                <w:sz w:val="22"/>
+                <w:szCs w:val="22"/>
+              </w:rPr>
+            </w:pPr>
             <w:r>
               <w:rPr>
                 <w:noProof/>
+                <w:sz w:val="22"/>
+                <w:szCs w:val="22"/>
               </w:rPr>
               <w:drawing>
-                <wp:inline distT="0" distB="0" distL="0" distR="0" wp14:anchorId="7175876C" wp14:editId="44D92502">
+                <wp:inline distT="0" distB="0" distL="0" distR="0" wp14:anchorId="547190EE" wp14:editId="23D1D50D">
                   <wp:extent cx="194503" cy="194503"/>
                   <wp:effectExtent l="0" t="0" r="0" b="0"/>
-                  <wp:docPr id="1470607177" name="Graphic 3" descr="Badge Tick1 with solid fill"/>
+                  <wp:docPr id="304824841" name="Graphic 2" descr="Badge Tick1 with solid fill"/>
                   <wp:cNvGraphicFramePr>
                     <a:graphicFrameLocks xmlns:a="http://schemas.openxmlformats.org/drawingml/2006/main" noChangeAspect="1"/>
                   </wp:cNvGraphicFramePr>
@@ -693,41 +707,295 @@
             </w:r>
           </w:p>
         </w:tc>
+        <w:tc>
+          <w:tcPr>
+            <w:tcW w:w="4692" w:type="pct"/>
+            <w:shd w:val="clear" w:color="auto" w:fill="auto"/>
+          </w:tcPr>
+          <w:p>
+            <w:pPr>
+              <w:pStyle w:val="TipText"/>
+              <w:cnfStyle w:val="000000000000" w:firstRow="0" w:lastRow="0" w:firstColumn="0" w:lastColumn="0" w:oddVBand="0" w:evenVBand="0" w:oddHBand="0" w:evenHBand="0" w:firstRowFirstColumn="0" w:firstRowLastColumn="0" w:lastRowFirstColumn="0" w:lastRowLastColumn="0"/>
+              <w:rPr>
+                <w:sz w:val="22"/>
+                <w:szCs w:val="22"/>
+              </w:rPr>
+            </w:pPr>
+            <w:r>
+              <w:rPr>
+                <w:b/>
+                <w:bCs/>
+                <w:sz w:val="22"/>
+                <w:szCs w:val="22"/>
+              </w:rPr>
+              <w:t>Strings</w:t>
+            </w:r>
+            <w:r>
+              <w:rPr>
+                <w:sz w:val="22"/>
+                <w:szCs w:val="22"/>
+              </w:rPr>
+              <w:t xml:space="preserve"> </w:t>
+            </w:r>
+            <w:r>
+              <w:rPr>
+                <w:sz w:val="22"/>
+                <w:szCs w:val="22"/>
+              </w:rPr>
+              <w:t xml:space="preserve">can be represented by single or double quotes. In case we come across a use case to use both we need to use them inversely to represent the entire string which is known as </w:t>
+            </w:r>
+            <w:r>
+              <w:rPr>
+                <w:b/>
+                <w:bCs/>
+                <w:sz w:val="22"/>
+                <w:szCs w:val="22"/>
+              </w:rPr>
+              <w:t>invert quotes</w:t>
+            </w:r>
+            <w:r>
+              <w:rPr>
+                <w:sz w:val="22"/>
+                <w:szCs w:val="22"/>
+              </w:rPr>
+              <w:t>.</w:t>
+            </w:r>
+          </w:p>
+          <w:p>
+            <w:pPr>
+              <w:pStyle w:val="TipText"/>
+              <w:cnfStyle w:val="000000000000" w:firstRow="0" w:lastRow="0" w:firstColumn="0" w:lastColumn="0" w:oddVBand="0" w:evenVBand="0" w:oddHBand="0" w:evenHBand="0" w:firstRowFirstColumn="0" w:firstRowLastColumn="0" w:lastRowFirstColumn="0" w:lastRowLastColumn="0"/>
+              <w:rPr>
+                <w:sz w:val="22"/>
+                <w:szCs w:val="22"/>
+              </w:rPr>
+            </w:pPr>
+            <w:r>
+              <w:rPr>
+                <w:b/>
+                <w:bCs/>
+                <w:sz w:val="22"/>
+                <w:szCs w:val="22"/>
+              </w:rPr>
+              <w:t>Escaping</w:t>
+            </w:r>
+            <w:r>
+              <w:rPr>
+                <w:sz w:val="22"/>
+                <w:szCs w:val="22"/>
+              </w:rPr>
+              <w:t xml:space="preserve"> should be avoided but we can come across this concept where the same either single or double quotes can be used multiple times within the same string by adding </w:t>
+            </w:r>
+            <w:bookmarkStart w:id="1" w:name="OLE_LINK21"/>
+            <w:r>
+              <w:rPr>
+                <w:sz w:val="22"/>
+                <w:szCs w:val="22"/>
+              </w:rPr>
+              <w:t>‘\</w:t>
+            </w:r>
+            <w:bookmarkEnd w:id="1"/>
+            <w:r>
+              <w:rPr>
+                <w:sz w:val="22"/>
+                <w:szCs w:val="22"/>
+              </w:rPr>
+              <w:t>’ backslash ahead of the internal quotations.</w:t>
+            </w:r>
+          </w:p>
+          <w:p>
+            <w:pPr>
+              <w:pStyle w:val="TipText"/>
+              <w:cnfStyle w:val="000000000000" w:firstRow="0" w:lastRow="0" w:firstColumn="0" w:lastColumn="0" w:oddVBand="0" w:evenVBand="0" w:oddHBand="0" w:evenHBand="0" w:firstRowFirstColumn="0" w:firstRowLastColumn="0" w:lastRowFirstColumn="0" w:lastRowLastColumn="0"/>
+              <w:rPr>
+                <w:sz w:val="22"/>
+                <w:szCs w:val="22"/>
+              </w:rPr>
+            </w:pPr>
+            <w:r>
+              <w:rPr>
+                <w:b/>
+                <w:bCs/>
+                <w:sz w:val="22"/>
+                <w:szCs w:val="22"/>
+              </w:rPr>
+              <w:t>Multiline Strings</w:t>
+            </w:r>
+            <w:r>
+              <w:rPr>
+                <w:sz w:val="22"/>
+                <w:szCs w:val="22"/>
+              </w:rPr>
+              <w:t xml:space="preserve"> can be used as description or comments where we have multiple lines of String by adding </w:t>
+            </w:r>
+            <w:bookmarkStart w:id="2" w:name="OLE_LINK22"/>
+            <w:r>
+              <w:rPr>
+                <w:sz w:val="22"/>
+                <w:szCs w:val="22"/>
+              </w:rPr>
+              <w:t xml:space="preserve">3 single/double quotes </w:t>
+            </w:r>
+            <w:r>
+              <w:rPr>
+                <w:sz w:val="22"/>
+                <w:szCs w:val="22"/>
+              </w:rPr>
+              <w:t xml:space="preserve">“”” </w:t>
+            </w:r>
+            <w:bookmarkEnd w:id="2"/>
+            <w:r>
+              <w:rPr>
+                <w:sz w:val="22"/>
+                <w:szCs w:val="22"/>
+              </w:rPr>
+              <w:t>“””</w:t>
+            </w:r>
+            <w:r>
+              <w:rPr>
+                <w:sz w:val="22"/>
+                <w:szCs w:val="22"/>
+              </w:rPr>
+              <w:t xml:space="preserve"> around the string.</w:t>
+            </w:r>
+          </w:p>
+          <w:p>
+            <w:pPr>
+              <w:pStyle w:val="TipText"/>
+              <w:cnfStyle w:val="000000000000" w:firstRow="0" w:lastRow="0" w:firstColumn="0" w:lastColumn="0" w:oddVBand="0" w:evenVBand="0" w:oddHBand="0" w:evenHBand="0" w:firstRowFirstColumn="0" w:firstRowLastColumn="0" w:lastRowFirstColumn="0" w:lastRowLastColumn="0"/>
+              <w:rPr>
+                <w:sz w:val="22"/>
+                <w:szCs w:val="22"/>
+              </w:rPr>
+            </w:pPr>
+            <w:bookmarkStart w:id="3" w:name="OLE_LINK23"/>
+            <w:r>
+              <w:rPr>
+                <w:b/>
+                <w:bCs/>
+                <w:sz w:val="22"/>
+                <w:szCs w:val="22"/>
+              </w:rPr>
+              <w:lastRenderedPageBreak/>
+              <w:t>F-string</w:t>
+            </w:r>
+            <w:r>
+              <w:rPr>
+                <w:sz w:val="22"/>
+                <w:szCs w:val="22"/>
+              </w:rPr>
+              <w:t xml:space="preserve"> is used to embed variables directly inside a string, we also have other ways of embedding variables or expression inside a string </w:t>
+            </w:r>
+            <w:proofErr w:type="gramStart"/>
+            <w:r>
+              <w:rPr>
+                <w:sz w:val="22"/>
+                <w:szCs w:val="22"/>
+              </w:rPr>
+              <w:t>using .format</w:t>
+            </w:r>
+            <w:proofErr w:type="gramEnd"/>
+            <w:r>
+              <w:rPr>
+                <w:sz w:val="22"/>
+                <w:szCs w:val="22"/>
+              </w:rPr>
+              <w:t xml:space="preserve">, str(), %(operator), </w:t>
+            </w:r>
+            <w:r>
+              <w:rPr>
+                <w:sz w:val="22"/>
+                <w:szCs w:val="22"/>
+              </w:rPr>
+              <w:br/>
+            </w:r>
+            <w:r>
+              <w:rPr>
+                <w:sz w:val="22"/>
+                <w:szCs w:val="22"/>
+              </w:rPr>
+              <w:br/>
+              <w:t xml:space="preserve">We can </w:t>
+            </w:r>
+            <w:r>
+              <w:rPr>
+                <w:b/>
+                <w:bCs/>
+                <w:sz w:val="22"/>
+                <w:szCs w:val="22"/>
+              </w:rPr>
+              <w:t>add</w:t>
+            </w:r>
+            <w:r>
+              <w:rPr>
+                <w:sz w:val="22"/>
+                <w:szCs w:val="22"/>
+              </w:rPr>
+              <w:t xml:space="preserve"> two strings together.</w:t>
+            </w:r>
+            <w:bookmarkEnd w:id="3"/>
+          </w:p>
+        </w:tc>
       </w:tr>
     </w:tbl>
-    <w:p/>
+    <w:p>
+      <w:pPr>
+        <w:rPr>
+          <w:sz w:val="22"/>
+          <w:szCs w:val="22"/>
+        </w:rPr>
+      </w:pPr>
+    </w:p>
     <w:p>
       <w:pPr>
         <w:pStyle w:val="Heading2"/>
       </w:pPr>
+      <w:r>
+        <w:t>How are inputs taken from user in Python</w:t>
+      </w:r>
+      <w:r>
+        <w:t>?</w:t>
+      </w:r>
+      <w:r>
+        <w:t xml:space="preserve"> What would be the type of such inputs?</w:t>
+      </w:r>
     </w:p>
     <w:tbl>
       <w:tblPr>
         <w:tblStyle w:val="TipTable"/>
-        <w:tblW w:w="308" w:type="pct"/>
+        <w:tblW w:w="5000" w:type="pct"/>
         <w:tblLook w:val="04A0" w:firstRow="1" w:lastRow="0" w:firstColumn="1" w:lastColumn="0" w:noHBand="0" w:noVBand="1"/>
         <w:tblDescription w:val="Layout table"/>
       </w:tblPr>
       <w:tblGrid>
         <w:gridCol w:w="577"/>
+        <w:gridCol w:w="8783"/>
       </w:tblGrid>
       <w:tr>
         <w:tc>
           <w:tcPr>
             <w:cnfStyle w:val="001000000000" w:firstRow="0" w:lastRow="0" w:firstColumn="1" w:lastColumn="0" w:oddVBand="0" w:evenVBand="0" w:oddHBand="0" w:evenHBand="0" w:firstRowFirstColumn="0" w:firstRowLastColumn="0" w:lastRowFirstColumn="0" w:lastRowLastColumn="0"/>
-            <w:tcW w:w="5000" w:type="pct"/>
+            <w:tcW w:w="308" w:type="pct"/>
             <w:shd w:val="clear" w:color="auto" w:fill="auto"/>
           </w:tcPr>
           <w:p>
+            <w:pPr>
+              <w:rPr>
+                <w:sz w:val="22"/>
+                <w:szCs w:val="22"/>
+              </w:rPr>
+            </w:pPr>
             <w:r>
               <w:rPr>
                 <w:noProof/>
+                <w:sz w:val="22"/>
+                <w:szCs w:val="22"/>
               </w:rPr>
               <w:drawing>
-                <wp:inline distT="0" distB="0" distL="0" distR="0" wp14:anchorId="596D916C" wp14:editId="5B70B1F3">
+                <wp:inline distT="0" distB="0" distL="0" distR="0" wp14:anchorId="0C7EEF25" wp14:editId="7CA9161C">
                   <wp:extent cx="194503" cy="194503"/>
                   <wp:effectExtent l="0" t="0" r="0" b="0"/>
-                  <wp:docPr id="1819605739" name="Graphic 4" descr="Badge Tick1 with solid fill"/>
+                  <wp:docPr id="51936931" name="Graphic 2" descr="Badge Tick1 with solid fill"/>
                   <wp:cNvGraphicFramePr>
                     <a:graphicFrameLocks xmlns:a="http://schemas.openxmlformats.org/drawingml/2006/main" noChangeAspect="1"/>
                   </wp:cNvGraphicFramePr>
@@ -770,13 +1038,71 @@
             </w:r>
           </w:p>
         </w:tc>
+        <w:tc>
+          <w:tcPr>
+            <w:tcW w:w="4692" w:type="pct"/>
+            <w:shd w:val="clear" w:color="auto" w:fill="auto"/>
+          </w:tcPr>
+          <w:p>
+            <w:pPr>
+              <w:pStyle w:val="TipText"/>
+              <w:cnfStyle w:val="000000000000" w:firstRow="0" w:lastRow="0" w:firstColumn="0" w:lastColumn="0" w:oddVBand="0" w:evenVBand="0" w:oddHBand="0" w:evenHBand="0" w:firstRowFirstColumn="0" w:firstRowLastColumn="0" w:lastRowFirstColumn="0" w:lastRowLastColumn="0"/>
+              <w:rPr>
+                <w:sz w:val="22"/>
+                <w:szCs w:val="22"/>
+              </w:rPr>
+            </w:pPr>
+            <w:r>
+              <w:rPr>
+                <w:b/>
+                <w:bCs/>
+                <w:sz w:val="22"/>
+                <w:szCs w:val="22"/>
+              </w:rPr>
+              <w:t>Inputs</w:t>
+            </w:r>
+            <w:r>
+              <w:rPr>
+                <w:sz w:val="22"/>
+                <w:szCs w:val="22"/>
+              </w:rPr>
+              <w:t xml:space="preserve"> can</w:t>
+            </w:r>
+            <w:r>
+              <w:rPr>
+                <w:sz w:val="22"/>
+                <w:szCs w:val="22"/>
+              </w:rPr>
+              <w:t xml:space="preserve"> be taken from user using the input() functions which are in all cases are considered as string types in Python. We need to consider converting these inputs to other types say int() based on the use case/login in Python.</w:t>
+            </w:r>
+          </w:p>
+          <w:p>
+            <w:pPr>
+              <w:pStyle w:val="TipText"/>
+              <w:cnfStyle w:val="000000000000" w:firstRow="0" w:lastRow="0" w:firstColumn="0" w:lastColumn="0" w:oddVBand="0" w:evenVBand="0" w:oddHBand="0" w:evenHBand="0" w:firstRowFirstColumn="0" w:firstRowLastColumn="0" w:lastRowFirstColumn="0" w:lastRowLastColumn="0"/>
+              <w:rPr>
+                <w:sz w:val="22"/>
+                <w:szCs w:val="22"/>
+              </w:rPr>
+            </w:pPr>
+            <w:r>
+              <w:rPr>
+                <w:sz w:val="22"/>
+                <w:szCs w:val="22"/>
+              </w:rPr>
+              <w:t>.</w:t>
+            </w:r>
+          </w:p>
+        </w:tc>
       </w:tr>
     </w:tbl>
-    <w:p/>
     <w:p>
       <w:pPr>
         <w:pStyle w:val="Heading2"/>
       </w:pPr>
+      <w:r>
+        <w:t>How are Strings represented? what are the following concepts in invert quotes, escaping, multi-line strings, formatting?</w:t>
+      </w:r>
     </w:p>
     <w:tbl>
       <w:tblPr>
@@ -797,15 +1123,23 @@
             <w:shd w:val="clear" w:color="auto" w:fill="auto"/>
           </w:tcPr>
           <w:p>
+            <w:pPr>
+              <w:rPr>
+                <w:sz w:val="22"/>
+                <w:szCs w:val="22"/>
+              </w:rPr>
+            </w:pPr>
             <w:r>
               <w:rPr>
                 <w:noProof/>
+                <w:sz w:val="22"/>
+                <w:szCs w:val="22"/>
               </w:rPr>
               <w:drawing>
-                <wp:inline distT="0" distB="0" distL="0" distR="0" wp14:anchorId="0D67AFB1" wp14:editId="5DCBC8CE">
+                <wp:inline distT="0" distB="0" distL="0" distR="0" wp14:anchorId="47E8D8CD" wp14:editId="4AD21733">
                   <wp:extent cx="194503" cy="194503"/>
                   <wp:effectExtent l="0" t="0" r="0" b="0"/>
-                  <wp:docPr id="1158240604" name="Graphic 5" descr="Badge Tick1 with solid fill"/>
+                  <wp:docPr id="753781983" name="Graphic 2" descr="Badge Tick1 with solid fill"/>
                   <wp:cNvGraphicFramePr>
                     <a:graphicFrameLocks xmlns:a="http://schemas.openxmlformats.org/drawingml/2006/main" noChangeAspect="1"/>
                   </wp:cNvGraphicFramePr>
@@ -857,47 +1191,216 @@
             <w:pPr>
               <w:pStyle w:val="TipText"/>
               <w:cnfStyle w:val="000000000000" w:firstRow="0" w:lastRow="0" w:firstColumn="0" w:lastColumn="0" w:oddVBand="0" w:evenVBand="0" w:oddHBand="0" w:evenHBand="0" w:firstRowFirstColumn="0" w:firstRowLastColumn="0" w:lastRowFirstColumn="0" w:lastRowLastColumn="0"/>
+              <w:rPr>
+                <w:sz w:val="22"/>
+                <w:szCs w:val="22"/>
+              </w:rPr>
             </w:pPr>
             <w:r>
-              <w:t xml:space="preserve"> </w:t>
+              <w:rPr>
+                <w:b/>
+                <w:bCs/>
+                <w:sz w:val="22"/>
+                <w:szCs w:val="22"/>
+              </w:rPr>
+              <w:t>Strings</w:t>
+            </w:r>
+            <w:r>
+              <w:rPr>
+                <w:sz w:val="22"/>
+                <w:szCs w:val="22"/>
+              </w:rPr>
+              <w:t xml:space="preserve"> can be represented by single or double quotes. In case we come across a use case to use both we need to use them inversely to represent the entire string which is known as </w:t>
+            </w:r>
+            <w:r>
+              <w:rPr>
+                <w:b/>
+                <w:bCs/>
+                <w:sz w:val="22"/>
+                <w:szCs w:val="22"/>
+              </w:rPr>
+              <w:t>invert quotes</w:t>
+            </w:r>
+            <w:r>
+              <w:rPr>
+                <w:sz w:val="22"/>
+                <w:szCs w:val="22"/>
+              </w:rPr>
+              <w:t>.</w:t>
+            </w:r>
+          </w:p>
+          <w:p>
+            <w:pPr>
+              <w:pStyle w:val="TipText"/>
+              <w:cnfStyle w:val="000000000000" w:firstRow="0" w:lastRow="0" w:firstColumn="0" w:lastColumn="0" w:oddVBand="0" w:evenVBand="0" w:oddHBand="0" w:evenHBand="0" w:firstRowFirstColumn="0" w:firstRowLastColumn="0" w:lastRowFirstColumn="0" w:lastRowLastColumn="0"/>
+              <w:rPr>
+                <w:sz w:val="22"/>
+                <w:szCs w:val="22"/>
+              </w:rPr>
+            </w:pPr>
+            <w:r>
+              <w:rPr>
+                <w:b/>
+                <w:bCs/>
+                <w:sz w:val="22"/>
+                <w:szCs w:val="22"/>
+              </w:rPr>
+              <w:t>Escaping</w:t>
+            </w:r>
+            <w:r>
+              <w:rPr>
+                <w:sz w:val="22"/>
+                <w:szCs w:val="22"/>
+              </w:rPr>
+              <w:t xml:space="preserve"> should be avoided but we can come across this concept where the same either single or double quotes can be used multiple times within the same string by adding ‘\’ backslash ahead of the internal quotations.</w:t>
+            </w:r>
+          </w:p>
+          <w:p>
+            <w:pPr>
+              <w:pStyle w:val="TipText"/>
+              <w:cnfStyle w:val="000000000000" w:firstRow="0" w:lastRow="0" w:firstColumn="0" w:lastColumn="0" w:oddVBand="0" w:evenVBand="0" w:oddHBand="0" w:evenHBand="0" w:firstRowFirstColumn="0" w:firstRowLastColumn="0" w:lastRowFirstColumn="0" w:lastRowLastColumn="0"/>
+              <w:rPr>
+                <w:sz w:val="22"/>
+                <w:szCs w:val="22"/>
+              </w:rPr>
+            </w:pPr>
+            <w:r>
+              <w:rPr>
+                <w:b/>
+                <w:bCs/>
+                <w:sz w:val="22"/>
+                <w:szCs w:val="22"/>
+              </w:rPr>
+              <w:t>Multiline Strings</w:t>
+            </w:r>
+            <w:r>
+              <w:rPr>
+                <w:sz w:val="22"/>
+                <w:szCs w:val="22"/>
+              </w:rPr>
+              <w:t xml:space="preserve"> can be used as description or comments where we have multiple lines of String by adding 3 single/double quotes “”” “”” around the string.</w:t>
+            </w:r>
+          </w:p>
+          <w:p>
+            <w:pPr>
+              <w:pStyle w:val="TipText"/>
+              <w:cnfStyle w:val="000000000000" w:firstRow="0" w:lastRow="0" w:firstColumn="0" w:lastColumn="0" w:oddVBand="0" w:evenVBand="0" w:oddHBand="0" w:evenHBand="0" w:firstRowFirstColumn="0" w:firstRowLastColumn="0" w:lastRowFirstColumn="0" w:lastRowLastColumn="0"/>
+              <w:rPr>
+                <w:sz w:val="22"/>
+                <w:szCs w:val="22"/>
+              </w:rPr>
+            </w:pPr>
+            <w:r>
+              <w:rPr>
+                <w:b/>
+                <w:bCs/>
+                <w:sz w:val="22"/>
+                <w:szCs w:val="22"/>
+              </w:rPr>
+              <w:t>F-string</w:t>
+            </w:r>
+            <w:r>
+              <w:rPr>
+                <w:sz w:val="22"/>
+                <w:szCs w:val="22"/>
+              </w:rPr>
+              <w:t xml:space="preserve"> is used to embed variables directly inside a string, we also have other ways of embedding variables or expression inside a string </w:t>
+            </w:r>
+            <w:proofErr w:type="gramStart"/>
+            <w:r>
+              <w:rPr>
+                <w:sz w:val="22"/>
+                <w:szCs w:val="22"/>
+              </w:rPr>
+              <w:t>using .format</w:t>
+            </w:r>
+            <w:proofErr w:type="gramEnd"/>
+            <w:r>
+              <w:rPr>
+                <w:sz w:val="22"/>
+                <w:szCs w:val="22"/>
+              </w:rPr>
+              <w:t xml:space="preserve">, str(), %(operator), </w:t>
+            </w:r>
+            <w:r>
+              <w:rPr>
+                <w:sz w:val="22"/>
+                <w:szCs w:val="22"/>
+              </w:rPr>
+              <w:br/>
+            </w:r>
+            <w:r>
+              <w:rPr>
+                <w:sz w:val="22"/>
+                <w:szCs w:val="22"/>
+              </w:rPr>
+              <w:br/>
+              <w:t xml:space="preserve">We can </w:t>
+            </w:r>
+            <w:r>
+              <w:rPr>
+                <w:b/>
+                <w:bCs/>
+                <w:sz w:val="22"/>
+                <w:szCs w:val="22"/>
+              </w:rPr>
+              <w:t>add</w:t>
+            </w:r>
+            <w:r>
+              <w:rPr>
+                <w:sz w:val="22"/>
+                <w:szCs w:val="22"/>
+              </w:rPr>
+              <w:t xml:space="preserve"> two strings together.</w:t>
             </w:r>
           </w:p>
         </w:tc>
       </w:tr>
     </w:tbl>
-    <w:p/>
     <w:p>
       <w:pPr>
         <w:pStyle w:val="Heading2"/>
       </w:pPr>
+      <w:r>
+        <w:t>How are Strings represented? what are the following concepts in invert quotes, escaping, multi-line strings, formatting?</w:t>
+      </w:r>
     </w:p>
     <w:tbl>
       <w:tblPr>
         <w:tblStyle w:val="TipTable"/>
-        <w:tblW w:w="308" w:type="pct"/>
+        <w:tblW w:w="5000" w:type="pct"/>
         <w:tblLook w:val="04A0" w:firstRow="1" w:lastRow="0" w:firstColumn="1" w:lastColumn="0" w:noHBand="0" w:noVBand="1"/>
         <w:tblDescription w:val="Layout table"/>
       </w:tblPr>
       <w:tblGrid>
         <w:gridCol w:w="577"/>
+        <w:gridCol w:w="8783"/>
       </w:tblGrid>
       <w:tr>
         <w:tc>
           <w:tcPr>
             <w:cnfStyle w:val="001000000000" w:firstRow="0" w:lastRow="0" w:firstColumn="1" w:lastColumn="0" w:oddVBand="0" w:evenVBand="0" w:oddHBand="0" w:evenHBand="0" w:firstRowFirstColumn="0" w:firstRowLastColumn="0" w:lastRowFirstColumn="0" w:lastRowLastColumn="0"/>
-            <w:tcW w:w="5000" w:type="pct"/>
+            <w:tcW w:w="308" w:type="pct"/>
             <w:shd w:val="clear" w:color="auto" w:fill="auto"/>
           </w:tcPr>
           <w:p>
+            <w:pPr>
+              <w:rPr>
+                <w:sz w:val="22"/>
+                <w:szCs w:val="22"/>
+              </w:rPr>
+            </w:pPr>
             <w:r>
               <w:rPr>
                 <w:noProof/>
+                <w:sz w:val="22"/>
+                <w:szCs w:val="22"/>
               </w:rPr>
               <w:drawing>
-                <wp:inline distT="0" distB="0" distL="0" distR="0" wp14:anchorId="6DE366D1" wp14:editId="47EC53EA">
+                <wp:inline distT="0" distB="0" distL="0" distR="0" wp14:anchorId="2818403E" wp14:editId="45654292">
                   <wp:extent cx="194503" cy="194503"/>
                   <wp:effectExtent l="0" t="0" r="0" b="0"/>
-                  <wp:docPr id="1554261513" name="Graphic 6" descr="Badge Tick1 with solid fill"/>
+                  <wp:docPr id="309843906" name="Graphic 2" descr="Badge Tick1 with solid fill"/>
                   <wp:cNvGraphicFramePr>
                     <a:graphicFrameLocks xmlns:a="http://schemas.openxmlformats.org/drawingml/2006/main" noChangeAspect="1"/>
                   </wp:cNvGraphicFramePr>
@@ -940,41 +1443,227 @@
             </w:r>
           </w:p>
         </w:tc>
+        <w:tc>
+          <w:tcPr>
+            <w:tcW w:w="4692" w:type="pct"/>
+            <w:shd w:val="clear" w:color="auto" w:fill="auto"/>
+          </w:tcPr>
+          <w:p>
+            <w:pPr>
+              <w:pStyle w:val="TipText"/>
+              <w:cnfStyle w:val="000000000000" w:firstRow="0" w:lastRow="0" w:firstColumn="0" w:lastColumn="0" w:oddVBand="0" w:evenVBand="0" w:oddHBand="0" w:evenHBand="0" w:firstRowFirstColumn="0" w:firstRowLastColumn="0" w:lastRowFirstColumn="0" w:lastRowLastColumn="0"/>
+              <w:rPr>
+                <w:sz w:val="22"/>
+                <w:szCs w:val="22"/>
+              </w:rPr>
+            </w:pPr>
+            <w:r>
+              <w:rPr>
+                <w:b/>
+                <w:bCs/>
+                <w:sz w:val="22"/>
+                <w:szCs w:val="22"/>
+              </w:rPr>
+              <w:t>Strings</w:t>
+            </w:r>
+            <w:r>
+              <w:rPr>
+                <w:sz w:val="22"/>
+                <w:szCs w:val="22"/>
+              </w:rPr>
+              <w:t xml:space="preserve"> can be represented by single or double quotes. In case we come across a use case to use both we need to use them inversely to represent the entire string which is known as </w:t>
+            </w:r>
+            <w:r>
+              <w:rPr>
+                <w:b/>
+                <w:bCs/>
+                <w:sz w:val="22"/>
+                <w:szCs w:val="22"/>
+              </w:rPr>
+              <w:t>invert quotes</w:t>
+            </w:r>
+            <w:r>
+              <w:rPr>
+                <w:sz w:val="22"/>
+                <w:szCs w:val="22"/>
+              </w:rPr>
+              <w:t>.</w:t>
+            </w:r>
+          </w:p>
+          <w:p>
+            <w:pPr>
+              <w:pStyle w:val="TipText"/>
+              <w:cnfStyle w:val="000000000000" w:firstRow="0" w:lastRow="0" w:firstColumn="0" w:lastColumn="0" w:oddVBand="0" w:evenVBand="0" w:oddHBand="0" w:evenHBand="0" w:firstRowFirstColumn="0" w:firstRowLastColumn="0" w:lastRowFirstColumn="0" w:lastRowLastColumn="0"/>
+              <w:rPr>
+                <w:sz w:val="22"/>
+                <w:szCs w:val="22"/>
+              </w:rPr>
+            </w:pPr>
+            <w:r>
+              <w:rPr>
+                <w:b/>
+                <w:bCs/>
+                <w:sz w:val="22"/>
+                <w:szCs w:val="22"/>
+              </w:rPr>
+              <w:lastRenderedPageBreak/>
+              <w:t>Escaping</w:t>
+            </w:r>
+            <w:r>
+              <w:rPr>
+                <w:sz w:val="22"/>
+                <w:szCs w:val="22"/>
+              </w:rPr>
+              <w:t xml:space="preserve"> should be avoided but we can come across this concept where the same either single or double quotes can be used multiple times within the same string by adding ‘\’ backslash ahead of the internal quotations.</w:t>
+            </w:r>
+          </w:p>
+          <w:p>
+            <w:pPr>
+              <w:pStyle w:val="TipText"/>
+              <w:cnfStyle w:val="000000000000" w:firstRow="0" w:lastRow="0" w:firstColumn="0" w:lastColumn="0" w:oddVBand="0" w:evenVBand="0" w:oddHBand="0" w:evenHBand="0" w:firstRowFirstColumn="0" w:firstRowLastColumn="0" w:lastRowFirstColumn="0" w:lastRowLastColumn="0"/>
+              <w:rPr>
+                <w:sz w:val="22"/>
+                <w:szCs w:val="22"/>
+              </w:rPr>
+            </w:pPr>
+            <w:r>
+              <w:rPr>
+                <w:b/>
+                <w:bCs/>
+                <w:sz w:val="22"/>
+                <w:szCs w:val="22"/>
+              </w:rPr>
+              <w:t>Multiline Strings</w:t>
+            </w:r>
+            <w:r>
+              <w:rPr>
+                <w:sz w:val="22"/>
+                <w:szCs w:val="22"/>
+              </w:rPr>
+              <w:t xml:space="preserve"> can be used as description or comments where we have multiple lines of String by adding 3 single/double quotes “”” “”” around the string.</w:t>
+            </w:r>
+          </w:p>
+          <w:p>
+            <w:pPr>
+              <w:pStyle w:val="TipText"/>
+              <w:cnfStyle w:val="000000000000" w:firstRow="0" w:lastRow="0" w:firstColumn="0" w:lastColumn="0" w:oddVBand="0" w:evenVBand="0" w:oddHBand="0" w:evenHBand="0" w:firstRowFirstColumn="0" w:firstRowLastColumn="0" w:lastRowFirstColumn="0" w:lastRowLastColumn="0"/>
+              <w:rPr>
+                <w:sz w:val="22"/>
+                <w:szCs w:val="22"/>
+              </w:rPr>
+            </w:pPr>
+            <w:r>
+              <w:rPr>
+                <w:b/>
+                <w:bCs/>
+                <w:sz w:val="22"/>
+                <w:szCs w:val="22"/>
+              </w:rPr>
+              <w:t>F-string</w:t>
+            </w:r>
+            <w:r>
+              <w:rPr>
+                <w:sz w:val="22"/>
+                <w:szCs w:val="22"/>
+              </w:rPr>
+              <w:t xml:space="preserve"> is used to embed variables directly inside a string, we also have other ways of embedding variables or expression inside a string </w:t>
+            </w:r>
+            <w:proofErr w:type="gramStart"/>
+            <w:r>
+              <w:rPr>
+                <w:sz w:val="22"/>
+                <w:szCs w:val="22"/>
+              </w:rPr>
+              <w:t>using .format</w:t>
+            </w:r>
+            <w:proofErr w:type="gramEnd"/>
+            <w:r>
+              <w:rPr>
+                <w:sz w:val="22"/>
+                <w:szCs w:val="22"/>
+              </w:rPr>
+              <w:t xml:space="preserve">, str(), %(operator), </w:t>
+            </w:r>
+            <w:r>
+              <w:rPr>
+                <w:sz w:val="22"/>
+                <w:szCs w:val="22"/>
+              </w:rPr>
+              <w:br/>
+            </w:r>
+            <w:r>
+              <w:rPr>
+                <w:sz w:val="22"/>
+                <w:szCs w:val="22"/>
+              </w:rPr>
+              <w:br/>
+              <w:t xml:space="preserve">We can </w:t>
+            </w:r>
+            <w:r>
+              <w:rPr>
+                <w:b/>
+                <w:bCs/>
+                <w:sz w:val="22"/>
+                <w:szCs w:val="22"/>
+              </w:rPr>
+              <w:t>add</w:t>
+            </w:r>
+            <w:r>
+              <w:rPr>
+                <w:sz w:val="22"/>
+                <w:szCs w:val="22"/>
+              </w:rPr>
+              <w:t xml:space="preserve"> two strings together.</w:t>
+            </w:r>
+          </w:p>
+        </w:tc>
       </w:tr>
     </w:tbl>
-    <w:p/>
     <w:p>
       <w:pPr>
         <w:pStyle w:val="Heading2"/>
       </w:pPr>
+      <w:r>
+        <w:lastRenderedPageBreak/>
+        <w:t>How are Strings represented? what are the following concepts in invert quotes, escaping, multi-line strings, formatting?</w:t>
+      </w:r>
     </w:p>
     <w:tbl>
       <w:tblPr>
         <w:tblStyle w:val="TipTable"/>
-        <w:tblW w:w="308" w:type="pct"/>
+        <w:tblW w:w="5000" w:type="pct"/>
         <w:tblLook w:val="04A0" w:firstRow="1" w:lastRow="0" w:firstColumn="1" w:lastColumn="0" w:noHBand="0" w:noVBand="1"/>
         <w:tblDescription w:val="Layout table"/>
       </w:tblPr>
       <w:tblGrid>
         <w:gridCol w:w="577"/>
+        <w:gridCol w:w="8783"/>
       </w:tblGrid>
       <w:tr>
         <w:tc>
           <w:tcPr>
             <w:cnfStyle w:val="001000000000" w:firstRow="0" w:lastRow="0" w:firstColumn="1" w:lastColumn="0" w:oddVBand="0" w:evenVBand="0" w:oddHBand="0" w:evenHBand="0" w:firstRowFirstColumn="0" w:firstRowLastColumn="0" w:lastRowFirstColumn="0" w:lastRowLastColumn="0"/>
-            <w:tcW w:w="5000" w:type="pct"/>
+            <w:tcW w:w="308" w:type="pct"/>
             <w:shd w:val="clear" w:color="auto" w:fill="auto"/>
           </w:tcPr>
           <w:p>
+            <w:pPr>
+              <w:rPr>
+                <w:sz w:val="22"/>
+                <w:szCs w:val="22"/>
+              </w:rPr>
+            </w:pPr>
             <w:r>
               <w:rPr>
                 <w:noProof/>
+                <w:sz w:val="22"/>
+                <w:szCs w:val="22"/>
               </w:rPr>
               <w:drawing>
-                <wp:inline distT="0" distB="0" distL="0" distR="0" wp14:anchorId="505C18BD" wp14:editId="782DF79A">
+                <wp:inline distT="0" distB="0" distL="0" distR="0" wp14:anchorId="5B298417" wp14:editId="62BD53AD">
                   <wp:extent cx="194503" cy="194503"/>
                   <wp:effectExtent l="0" t="0" r="0" b="0"/>
-                  <wp:docPr id="701859810" name="Graphic 7" descr="Badge Tick1 with solid fill"/>
+                  <wp:docPr id="559466037" name="Graphic 2" descr="Badge Tick1 with solid fill"/>
                   <wp:cNvGraphicFramePr>
                     <a:graphicFrameLocks xmlns:a="http://schemas.openxmlformats.org/drawingml/2006/main" noChangeAspect="1"/>
                   </wp:cNvGraphicFramePr>
@@ -1017,13 +1706,188 @@
             </w:r>
           </w:p>
         </w:tc>
+        <w:tc>
+          <w:tcPr>
+            <w:tcW w:w="4692" w:type="pct"/>
+            <w:shd w:val="clear" w:color="auto" w:fill="auto"/>
+          </w:tcPr>
+          <w:p>
+            <w:pPr>
+              <w:pStyle w:val="TipText"/>
+              <w:cnfStyle w:val="000000000000" w:firstRow="0" w:lastRow="0" w:firstColumn="0" w:lastColumn="0" w:oddVBand="0" w:evenVBand="0" w:oddHBand="0" w:evenHBand="0" w:firstRowFirstColumn="0" w:firstRowLastColumn="0" w:lastRowFirstColumn="0" w:lastRowLastColumn="0"/>
+              <w:rPr>
+                <w:sz w:val="22"/>
+                <w:szCs w:val="22"/>
+              </w:rPr>
+            </w:pPr>
+            <w:r>
+              <w:rPr>
+                <w:b/>
+                <w:bCs/>
+                <w:sz w:val="22"/>
+                <w:szCs w:val="22"/>
+              </w:rPr>
+              <w:t>Strings</w:t>
+            </w:r>
+            <w:r>
+              <w:rPr>
+                <w:sz w:val="22"/>
+                <w:szCs w:val="22"/>
+              </w:rPr>
+              <w:t xml:space="preserve"> can be represented by single or double quotes. In case we come across a use case to use both we need to use them inversely to represent the entire string which is known as </w:t>
+            </w:r>
+            <w:r>
+              <w:rPr>
+                <w:b/>
+                <w:bCs/>
+                <w:sz w:val="22"/>
+                <w:szCs w:val="22"/>
+              </w:rPr>
+              <w:t>invert quotes</w:t>
+            </w:r>
+            <w:r>
+              <w:rPr>
+                <w:sz w:val="22"/>
+                <w:szCs w:val="22"/>
+              </w:rPr>
+              <w:t>.</w:t>
+            </w:r>
+          </w:p>
+          <w:p>
+            <w:pPr>
+              <w:pStyle w:val="TipText"/>
+              <w:cnfStyle w:val="000000000000" w:firstRow="0" w:lastRow="0" w:firstColumn="0" w:lastColumn="0" w:oddVBand="0" w:evenVBand="0" w:oddHBand="0" w:evenHBand="0" w:firstRowFirstColumn="0" w:firstRowLastColumn="0" w:lastRowFirstColumn="0" w:lastRowLastColumn="0"/>
+              <w:rPr>
+                <w:sz w:val="22"/>
+                <w:szCs w:val="22"/>
+              </w:rPr>
+            </w:pPr>
+            <w:r>
+              <w:rPr>
+                <w:b/>
+                <w:bCs/>
+                <w:sz w:val="22"/>
+                <w:szCs w:val="22"/>
+              </w:rPr>
+              <w:t>Escaping</w:t>
+            </w:r>
+            <w:r>
+              <w:rPr>
+                <w:sz w:val="22"/>
+                <w:szCs w:val="22"/>
+              </w:rPr>
+              <w:t xml:space="preserve"> should be avoided but we can come across this concept where the same either single or double quotes can be used multiple times within the same string by adding ‘\’ backslash ahead of the internal quotations.</w:t>
+            </w:r>
+          </w:p>
+          <w:p>
+            <w:pPr>
+              <w:pStyle w:val="TipText"/>
+              <w:cnfStyle w:val="000000000000" w:firstRow="0" w:lastRow="0" w:firstColumn="0" w:lastColumn="0" w:oddVBand="0" w:evenVBand="0" w:oddHBand="0" w:evenHBand="0" w:firstRowFirstColumn="0" w:firstRowLastColumn="0" w:lastRowFirstColumn="0" w:lastRowLastColumn="0"/>
+              <w:rPr>
+                <w:sz w:val="22"/>
+                <w:szCs w:val="22"/>
+              </w:rPr>
+            </w:pPr>
+            <w:r>
+              <w:rPr>
+                <w:b/>
+                <w:bCs/>
+                <w:sz w:val="22"/>
+                <w:szCs w:val="22"/>
+              </w:rPr>
+              <w:t>Multiline Strings</w:t>
+            </w:r>
+            <w:r>
+              <w:rPr>
+                <w:sz w:val="22"/>
+                <w:szCs w:val="22"/>
+              </w:rPr>
+              <w:t xml:space="preserve"> can be used as description or comments where we have multiple lines of String by adding 3 single/double quotes “”” “”” around the string.</w:t>
+            </w:r>
+          </w:p>
+          <w:p>
+            <w:pPr>
+              <w:pStyle w:val="TipText"/>
+              <w:cnfStyle w:val="000000000000" w:firstRow="0" w:lastRow="0" w:firstColumn="0" w:lastColumn="0" w:oddVBand="0" w:evenVBand="0" w:oddHBand="0" w:evenHBand="0" w:firstRowFirstColumn="0" w:firstRowLastColumn="0" w:lastRowFirstColumn="0" w:lastRowLastColumn="0"/>
+              <w:rPr>
+                <w:sz w:val="22"/>
+                <w:szCs w:val="22"/>
+              </w:rPr>
+            </w:pPr>
+            <w:r>
+              <w:rPr>
+                <w:b/>
+                <w:bCs/>
+                <w:sz w:val="22"/>
+                <w:szCs w:val="22"/>
+              </w:rPr>
+              <w:t>F-string</w:t>
+            </w:r>
+            <w:r>
+              <w:rPr>
+                <w:sz w:val="22"/>
+                <w:szCs w:val="22"/>
+              </w:rPr>
+              <w:t xml:space="preserve"> is used to embed variables directly inside a string, we also have other ways of embedding variables or expression inside a string </w:t>
+            </w:r>
+            <w:proofErr w:type="gramStart"/>
+            <w:r>
+              <w:rPr>
+                <w:sz w:val="22"/>
+                <w:szCs w:val="22"/>
+              </w:rPr>
+              <w:t>using .format</w:t>
+            </w:r>
+            <w:proofErr w:type="gramEnd"/>
+            <w:r>
+              <w:rPr>
+                <w:sz w:val="22"/>
+                <w:szCs w:val="22"/>
+              </w:rPr>
+              <w:t xml:space="preserve">, str(), %(operator), </w:t>
+            </w:r>
+            <w:r>
+              <w:rPr>
+                <w:sz w:val="22"/>
+                <w:szCs w:val="22"/>
+              </w:rPr>
+              <w:br/>
+            </w:r>
+            <w:r>
+              <w:rPr>
+                <w:sz w:val="22"/>
+                <w:szCs w:val="22"/>
+              </w:rPr>
+              <w:br/>
+              <w:t xml:space="preserve">We can </w:t>
+            </w:r>
+            <w:r>
+              <w:rPr>
+                <w:b/>
+                <w:bCs/>
+                <w:sz w:val="22"/>
+                <w:szCs w:val="22"/>
+              </w:rPr>
+              <w:t>add</w:t>
+            </w:r>
+            <w:r>
+              <w:rPr>
+                <w:sz w:val="22"/>
+                <w:szCs w:val="22"/>
+              </w:rPr>
+              <w:t xml:space="preserve"> two strings together.</w:t>
+            </w:r>
+          </w:p>
+        </w:tc>
       </w:tr>
     </w:tbl>
-    <w:p/>
     <w:p>
       <w:pPr>
         <w:pStyle w:val="Heading2"/>
       </w:pPr>
+      <w:r>
+        <w:t>How are Strings represented? what are the following concepts in invert quotes, escaping, multi-line strings, formatting?</w:t>
+      </w:r>
     </w:p>
     <w:tbl>
       <w:tblPr>
@@ -1044,15 +1908,23 @@
             <w:shd w:val="clear" w:color="auto" w:fill="auto"/>
           </w:tcPr>
           <w:p>
+            <w:pPr>
+              <w:rPr>
+                <w:sz w:val="22"/>
+                <w:szCs w:val="22"/>
+              </w:rPr>
+            </w:pPr>
             <w:r>
               <w:rPr>
                 <w:noProof/>
+                <w:sz w:val="22"/>
+                <w:szCs w:val="22"/>
               </w:rPr>
               <w:drawing>
-                <wp:inline distT="0" distB="0" distL="0" distR="0" wp14:anchorId="1680D332" wp14:editId="6732EF91">
+                <wp:inline distT="0" distB="0" distL="0" distR="0" wp14:anchorId="52F5B74E" wp14:editId="378608B3">
                   <wp:extent cx="194503" cy="194503"/>
                   <wp:effectExtent l="0" t="0" r="0" b="0"/>
-                  <wp:docPr id="78516817" name="Graphic 8" descr="Badge Tick1 with solid fill"/>
+                  <wp:docPr id="833906610" name="Graphic 2" descr="Badge Tick1 with solid fill"/>
                   <wp:cNvGraphicFramePr>
                     <a:graphicFrameLocks xmlns:a="http://schemas.openxmlformats.org/drawingml/2006/main" noChangeAspect="1"/>
                   </wp:cNvGraphicFramePr>
@@ -1104,16 +1976,181 @@
             <w:pPr>
               <w:pStyle w:val="TipText"/>
               <w:cnfStyle w:val="000000000000" w:firstRow="0" w:lastRow="0" w:firstColumn="0" w:lastColumn="0" w:oddVBand="0" w:evenVBand="0" w:oddHBand="0" w:evenHBand="0" w:firstRowFirstColumn="0" w:firstRowLastColumn="0" w:lastRowFirstColumn="0" w:lastRowLastColumn="0"/>
+              <w:rPr>
+                <w:sz w:val="22"/>
+                <w:szCs w:val="22"/>
+              </w:rPr>
             </w:pPr>
+            <w:r>
+              <w:rPr>
+                <w:b/>
+                <w:bCs/>
+                <w:sz w:val="22"/>
+                <w:szCs w:val="22"/>
+              </w:rPr>
+              <w:t>Strings</w:t>
+            </w:r>
+            <w:r>
+              <w:rPr>
+                <w:sz w:val="22"/>
+                <w:szCs w:val="22"/>
+              </w:rPr>
+              <w:t xml:space="preserve"> can be represented by single or double quotes. In case we come across a use case to use both we need to use them inversely to represent the entire string which is known as </w:t>
+            </w:r>
+            <w:r>
+              <w:rPr>
+                <w:b/>
+                <w:bCs/>
+                <w:sz w:val="22"/>
+                <w:szCs w:val="22"/>
+              </w:rPr>
+              <w:t>invert quotes</w:t>
+            </w:r>
+            <w:r>
+              <w:rPr>
+                <w:sz w:val="22"/>
+                <w:szCs w:val="22"/>
+              </w:rPr>
+              <w:t>.</w:t>
+            </w:r>
+          </w:p>
+          <w:p>
+            <w:pPr>
+              <w:pStyle w:val="TipText"/>
+              <w:cnfStyle w:val="000000000000" w:firstRow="0" w:lastRow="0" w:firstColumn="0" w:lastColumn="0" w:oddVBand="0" w:evenVBand="0" w:oddHBand="0" w:evenHBand="0" w:firstRowFirstColumn="0" w:firstRowLastColumn="0" w:lastRowFirstColumn="0" w:lastRowLastColumn="0"/>
+              <w:rPr>
+                <w:sz w:val="22"/>
+                <w:szCs w:val="22"/>
+              </w:rPr>
+            </w:pPr>
+            <w:r>
+              <w:rPr>
+                <w:b/>
+                <w:bCs/>
+                <w:sz w:val="22"/>
+                <w:szCs w:val="22"/>
+              </w:rPr>
+              <w:t>Escaping</w:t>
+            </w:r>
+            <w:r>
+              <w:rPr>
+                <w:sz w:val="22"/>
+                <w:szCs w:val="22"/>
+              </w:rPr>
+              <w:t xml:space="preserve"> should be avoided but we can come across this concept where the same either single or double quotes can be used multiple times within the same string by adding ‘\’ backslash ahead of the internal quotations.</w:t>
+            </w:r>
+          </w:p>
+          <w:p>
+            <w:pPr>
+              <w:pStyle w:val="TipText"/>
+              <w:cnfStyle w:val="000000000000" w:firstRow="0" w:lastRow="0" w:firstColumn="0" w:lastColumn="0" w:oddVBand="0" w:evenVBand="0" w:oddHBand="0" w:evenHBand="0" w:firstRowFirstColumn="0" w:firstRowLastColumn="0" w:lastRowFirstColumn="0" w:lastRowLastColumn="0"/>
+              <w:rPr>
+                <w:sz w:val="22"/>
+                <w:szCs w:val="22"/>
+              </w:rPr>
+            </w:pPr>
+            <w:r>
+              <w:rPr>
+                <w:b/>
+                <w:bCs/>
+                <w:sz w:val="22"/>
+                <w:szCs w:val="22"/>
+              </w:rPr>
+              <w:t>Multiline Strings</w:t>
+            </w:r>
+            <w:r>
+              <w:rPr>
+                <w:sz w:val="22"/>
+                <w:szCs w:val="22"/>
+              </w:rPr>
+              <w:t xml:space="preserve"> can be used as description or comments where we have multiple lines of String by adding 3 single/double quotes “”” “”” around the string.</w:t>
+            </w:r>
+          </w:p>
+          <w:p>
+            <w:pPr>
+              <w:pStyle w:val="TipText"/>
+              <w:cnfStyle w:val="000000000000" w:firstRow="0" w:lastRow="0" w:firstColumn="0" w:lastColumn="0" w:oddVBand="0" w:evenVBand="0" w:oddHBand="0" w:evenHBand="0" w:firstRowFirstColumn="0" w:firstRowLastColumn="0" w:lastRowFirstColumn="0" w:lastRowLastColumn="0"/>
+              <w:rPr>
+                <w:sz w:val="22"/>
+                <w:szCs w:val="22"/>
+              </w:rPr>
+            </w:pPr>
+            <w:r>
+              <w:rPr>
+                <w:b/>
+                <w:bCs/>
+                <w:sz w:val="22"/>
+                <w:szCs w:val="22"/>
+              </w:rPr>
+              <w:lastRenderedPageBreak/>
+              <w:t>F-string</w:t>
+            </w:r>
+            <w:r>
+              <w:rPr>
+                <w:sz w:val="22"/>
+                <w:szCs w:val="22"/>
+              </w:rPr>
+              <w:t xml:space="preserve"> is used to embed variables directly inside a string, we also have other ways of embedding variables or expression inside a string </w:t>
+            </w:r>
+            <w:proofErr w:type="gramStart"/>
+            <w:r>
+              <w:rPr>
+                <w:sz w:val="22"/>
+                <w:szCs w:val="22"/>
+              </w:rPr>
+              <w:t>using .format</w:t>
+            </w:r>
+            <w:proofErr w:type="gramEnd"/>
+            <w:r>
+              <w:rPr>
+                <w:sz w:val="22"/>
+                <w:szCs w:val="22"/>
+              </w:rPr>
+              <w:t xml:space="preserve">, str(), %(operator), </w:t>
+            </w:r>
+            <w:r>
+              <w:rPr>
+                <w:sz w:val="22"/>
+                <w:szCs w:val="22"/>
+              </w:rPr>
+              <w:br/>
+            </w:r>
+            <w:r>
+              <w:rPr>
+                <w:sz w:val="22"/>
+                <w:szCs w:val="22"/>
+              </w:rPr>
+              <w:br/>
+              <w:t xml:space="preserve">We can </w:t>
+            </w:r>
+            <w:r>
+              <w:rPr>
+                <w:b/>
+                <w:bCs/>
+                <w:sz w:val="22"/>
+                <w:szCs w:val="22"/>
+              </w:rPr>
+              <w:t>add</w:t>
+            </w:r>
+            <w:r>
+              <w:rPr>
+                <w:sz w:val="22"/>
+                <w:szCs w:val="22"/>
+              </w:rPr>
+              <w:t xml:space="preserve"> two strings together.</w:t>
+            </w:r>
           </w:p>
         </w:tc>
       </w:tr>
     </w:tbl>
-    <w:p/>
     <w:p>
       <w:pPr>
         <w:pStyle w:val="Heading2"/>
       </w:pPr>
+      <w:r>
+        <w:lastRenderedPageBreak/>
+        <w:t>How are Strings represented? what are the following concepts in invert quotes, escaping, multi-line strings, formatting?</w:t>
+      </w:r>
     </w:p>
     <w:tbl>
       <w:tblPr>
@@ -1134,15 +2171,23 @@
             <w:shd w:val="clear" w:color="auto" w:fill="auto"/>
           </w:tcPr>
           <w:p>
+            <w:pPr>
+              <w:rPr>
+                <w:sz w:val="22"/>
+                <w:szCs w:val="22"/>
+              </w:rPr>
+            </w:pPr>
             <w:r>
               <w:rPr>
                 <w:noProof/>
+                <w:sz w:val="22"/>
+                <w:szCs w:val="22"/>
               </w:rPr>
               <w:drawing>
-                <wp:inline distT="0" distB="0" distL="0" distR="0" wp14:anchorId="281D75AE" wp14:editId="0D384C30">
+                <wp:inline distT="0" distB="0" distL="0" distR="0" wp14:anchorId="1F4354F4" wp14:editId="751ECA23">
                   <wp:extent cx="194503" cy="194503"/>
                   <wp:effectExtent l="0" t="0" r="0" b="0"/>
-                  <wp:docPr id="60444070" name="Graphic 9" descr="Badge Tick1 with solid fill"/>
+                  <wp:docPr id="1568580633" name="Graphic 2" descr="Badge Tick1 with solid fill"/>
                   <wp:cNvGraphicFramePr>
                     <a:graphicFrameLocks xmlns:a="http://schemas.openxmlformats.org/drawingml/2006/main" noChangeAspect="1"/>
                   </wp:cNvGraphicFramePr>
@@ -1194,10 +2239,550 @@
             <w:pPr>
               <w:pStyle w:val="TipText"/>
               <w:cnfStyle w:val="000000000000" w:firstRow="0" w:lastRow="0" w:firstColumn="0" w:lastColumn="0" w:oddVBand="0" w:evenVBand="0" w:oddHBand="0" w:evenHBand="0" w:firstRowFirstColumn="0" w:firstRowLastColumn="0" w:lastRowFirstColumn="0" w:lastRowLastColumn="0"/>
+              <w:rPr>
+                <w:sz w:val="22"/>
+                <w:szCs w:val="22"/>
+              </w:rPr>
             </w:pPr>
             <w:r>
+              <w:rPr>
+                <w:b/>
+                <w:bCs/>
+                <w:sz w:val="22"/>
+                <w:szCs w:val="22"/>
+              </w:rPr>
+              <w:t>Strings</w:t>
+            </w:r>
+            <w:r>
+              <w:rPr>
+                <w:sz w:val="22"/>
+                <w:szCs w:val="22"/>
+              </w:rPr>
               <w:t xml:space="preserve"> </w:t>
             </w:r>
+          </w:p>
+          <w:p>
+            <w:pPr>
+              <w:pStyle w:val="TipText"/>
+              <w:cnfStyle w:val="000000000000" w:firstRow="0" w:lastRow="0" w:firstColumn="0" w:lastColumn="0" w:oddVBand="0" w:evenVBand="0" w:oddHBand="0" w:evenHBand="0" w:firstRowFirstColumn="0" w:firstRowLastColumn="0" w:lastRowFirstColumn="0" w:lastRowLastColumn="0"/>
+              <w:rPr>
+                <w:sz w:val="22"/>
+                <w:szCs w:val="22"/>
+              </w:rPr>
+            </w:pPr>
+          </w:p>
+        </w:tc>
+      </w:tr>
+    </w:tbl>
+    <w:p>
+      <w:pPr>
+        <w:pStyle w:val="Heading2"/>
+      </w:pPr>
+      <w:r>
+        <w:t>How are Strings represented? what are the following concepts in invert quotes, escaping, multi-line strings, formatting?</w:t>
+      </w:r>
+    </w:p>
+    <w:tbl>
+      <w:tblPr>
+        <w:tblStyle w:val="TipTable"/>
+        <w:tblW w:w="5000" w:type="pct"/>
+        <w:tblLook w:val="04A0" w:firstRow="1" w:lastRow="0" w:firstColumn="1" w:lastColumn="0" w:noHBand="0" w:noVBand="1"/>
+        <w:tblDescription w:val="Layout table"/>
+      </w:tblPr>
+      <w:tblGrid>
+        <w:gridCol w:w="577"/>
+        <w:gridCol w:w="8783"/>
+      </w:tblGrid>
+      <w:tr>
+        <w:tc>
+          <w:tcPr>
+            <w:cnfStyle w:val="001000000000" w:firstRow="0" w:lastRow="0" w:firstColumn="1" w:lastColumn="0" w:oddVBand="0" w:evenVBand="0" w:oddHBand="0" w:evenHBand="0" w:firstRowFirstColumn="0" w:firstRowLastColumn="0" w:lastRowFirstColumn="0" w:lastRowLastColumn="0"/>
+            <w:tcW w:w="308" w:type="pct"/>
+            <w:shd w:val="clear" w:color="auto" w:fill="auto"/>
+          </w:tcPr>
+          <w:p>
+            <w:pPr>
+              <w:rPr>
+                <w:sz w:val="22"/>
+                <w:szCs w:val="22"/>
+              </w:rPr>
+            </w:pPr>
+            <w:r>
+              <w:rPr>
+                <w:noProof/>
+                <w:sz w:val="22"/>
+                <w:szCs w:val="22"/>
+              </w:rPr>
+              <w:drawing>
+                <wp:inline distT="0" distB="0" distL="0" distR="0" wp14:anchorId="1969E12D" wp14:editId="0DF028E8">
+                  <wp:extent cx="194503" cy="194503"/>
+                  <wp:effectExtent l="0" t="0" r="0" b="0"/>
+                  <wp:docPr id="48786824" name="Graphic 2" descr="Badge Tick1 with solid fill"/>
+                  <wp:cNvGraphicFramePr>
+                    <a:graphicFrameLocks xmlns:a="http://schemas.openxmlformats.org/drawingml/2006/main" noChangeAspect="1"/>
+                  </wp:cNvGraphicFramePr>
+                  <a:graphic xmlns:a="http://schemas.openxmlformats.org/drawingml/2006/main">
+                    <a:graphicData uri="http://schemas.openxmlformats.org/drawingml/2006/picture">
+                      <pic:pic xmlns:pic="http://schemas.openxmlformats.org/drawingml/2006/picture">
+                        <pic:nvPicPr>
+                          <pic:cNvPr id="179667356" name="Graphic 179667356" descr="Badge Tick1 with solid fill"/>
+                          <pic:cNvPicPr/>
+                        </pic:nvPicPr>
+                        <pic:blipFill>
+                          <a:blip r:embed="rId10" cstate="print">
+                            <a:extLst>
+                              <a:ext uri="{28A0092B-C50C-407E-A947-70E740481C1C}">
+                                <a14:useLocalDpi xmlns:a14="http://schemas.microsoft.com/office/drawing/2010/main" val="0"/>
+                              </a:ext>
+                              <a:ext uri="{96DAC541-7B7A-43D3-8B79-37D633B846F1}">
+                                <asvg:svgBlip xmlns:asvg="http://schemas.microsoft.com/office/drawing/2016/SVG/main" r:embed="rId11"/>
+                              </a:ext>
+                            </a:extLst>
+                          </a:blip>
+                          <a:stretch>
+                            <a:fillRect/>
+                          </a:stretch>
+                        </pic:blipFill>
+                        <pic:spPr>
+                          <a:xfrm>
+                            <a:off x="0" y="0"/>
+                            <a:ext cx="198430" cy="198430"/>
+                          </a:xfrm>
+                          <a:prstGeom prst="rect">
+                            <a:avLst/>
+                          </a:prstGeom>
+                        </pic:spPr>
+                      </pic:pic>
+                    </a:graphicData>
+                  </a:graphic>
+                </wp:inline>
+              </w:drawing>
+            </w:r>
+          </w:p>
+        </w:tc>
+        <w:tc>
+          <w:tcPr>
+            <w:tcW w:w="4692" w:type="pct"/>
+            <w:shd w:val="clear" w:color="auto" w:fill="auto"/>
+          </w:tcPr>
+          <w:p>
+            <w:pPr>
+              <w:pStyle w:val="TipText"/>
+              <w:cnfStyle w:val="000000000000" w:firstRow="0" w:lastRow="0" w:firstColumn="0" w:lastColumn="0" w:oddVBand="0" w:evenVBand="0" w:oddHBand="0" w:evenHBand="0" w:firstRowFirstColumn="0" w:firstRowLastColumn="0" w:lastRowFirstColumn="0" w:lastRowLastColumn="0"/>
+              <w:rPr>
+                <w:sz w:val="22"/>
+                <w:szCs w:val="22"/>
+              </w:rPr>
+            </w:pPr>
+            <w:r>
+              <w:rPr>
+                <w:b/>
+                <w:bCs/>
+                <w:sz w:val="22"/>
+                <w:szCs w:val="22"/>
+              </w:rPr>
+              <w:t>Strings</w:t>
+            </w:r>
+            <w:r>
+              <w:rPr>
+                <w:sz w:val="22"/>
+                <w:szCs w:val="22"/>
+              </w:rPr>
+              <w:t xml:space="preserve"> </w:t>
+            </w:r>
+          </w:p>
+          <w:p>
+            <w:pPr>
+              <w:pStyle w:val="TipText"/>
+              <w:cnfStyle w:val="000000000000" w:firstRow="0" w:lastRow="0" w:firstColumn="0" w:lastColumn="0" w:oddVBand="0" w:evenVBand="0" w:oddHBand="0" w:evenHBand="0" w:firstRowFirstColumn="0" w:firstRowLastColumn="0" w:lastRowFirstColumn="0" w:lastRowLastColumn="0"/>
+              <w:rPr>
+                <w:sz w:val="22"/>
+                <w:szCs w:val="22"/>
+              </w:rPr>
+            </w:pPr>
+          </w:p>
+        </w:tc>
+      </w:tr>
+    </w:tbl>
+    <w:p>
+      <w:pPr>
+        <w:pStyle w:val="Heading2"/>
+      </w:pPr>
+      <w:r>
+        <w:t>How are Strings represented? what are the following concepts in invert quotes, escaping, multi-line strings, formatting?</w:t>
+      </w:r>
+    </w:p>
+    <w:tbl>
+      <w:tblPr>
+        <w:tblStyle w:val="TipTable"/>
+        <w:tblW w:w="5000" w:type="pct"/>
+        <w:tblLook w:val="04A0" w:firstRow="1" w:lastRow="0" w:firstColumn="1" w:lastColumn="0" w:noHBand="0" w:noVBand="1"/>
+        <w:tblDescription w:val="Layout table"/>
+      </w:tblPr>
+      <w:tblGrid>
+        <w:gridCol w:w="577"/>
+        <w:gridCol w:w="8783"/>
+      </w:tblGrid>
+      <w:tr>
+        <w:tc>
+          <w:tcPr>
+            <w:cnfStyle w:val="001000000000" w:firstRow="0" w:lastRow="0" w:firstColumn="1" w:lastColumn="0" w:oddVBand="0" w:evenVBand="0" w:oddHBand="0" w:evenHBand="0" w:firstRowFirstColumn="0" w:firstRowLastColumn="0" w:lastRowFirstColumn="0" w:lastRowLastColumn="0"/>
+            <w:tcW w:w="308" w:type="pct"/>
+            <w:shd w:val="clear" w:color="auto" w:fill="auto"/>
+          </w:tcPr>
+          <w:p>
+            <w:pPr>
+              <w:rPr>
+                <w:sz w:val="22"/>
+                <w:szCs w:val="22"/>
+              </w:rPr>
+            </w:pPr>
+            <w:r>
+              <w:rPr>
+                <w:noProof/>
+                <w:sz w:val="22"/>
+                <w:szCs w:val="22"/>
+              </w:rPr>
+              <w:drawing>
+                <wp:inline distT="0" distB="0" distL="0" distR="0" wp14:anchorId="294A5519" wp14:editId="23AF6026">
+                  <wp:extent cx="194503" cy="194503"/>
+                  <wp:effectExtent l="0" t="0" r="0" b="0"/>
+                  <wp:docPr id="787480060" name="Graphic 2" descr="Badge Tick1 with solid fill"/>
+                  <wp:cNvGraphicFramePr>
+                    <a:graphicFrameLocks xmlns:a="http://schemas.openxmlformats.org/drawingml/2006/main" noChangeAspect="1"/>
+                  </wp:cNvGraphicFramePr>
+                  <a:graphic xmlns:a="http://schemas.openxmlformats.org/drawingml/2006/main">
+                    <a:graphicData uri="http://schemas.openxmlformats.org/drawingml/2006/picture">
+                      <pic:pic xmlns:pic="http://schemas.openxmlformats.org/drawingml/2006/picture">
+                        <pic:nvPicPr>
+                          <pic:cNvPr id="179667356" name="Graphic 179667356" descr="Badge Tick1 with solid fill"/>
+                          <pic:cNvPicPr/>
+                        </pic:nvPicPr>
+                        <pic:blipFill>
+                          <a:blip r:embed="rId10" cstate="print">
+                            <a:extLst>
+                              <a:ext uri="{28A0092B-C50C-407E-A947-70E740481C1C}">
+                                <a14:useLocalDpi xmlns:a14="http://schemas.microsoft.com/office/drawing/2010/main" val="0"/>
+                              </a:ext>
+                              <a:ext uri="{96DAC541-7B7A-43D3-8B79-37D633B846F1}">
+                                <asvg:svgBlip xmlns:asvg="http://schemas.microsoft.com/office/drawing/2016/SVG/main" r:embed="rId11"/>
+                              </a:ext>
+                            </a:extLst>
+                          </a:blip>
+                          <a:stretch>
+                            <a:fillRect/>
+                          </a:stretch>
+                        </pic:blipFill>
+                        <pic:spPr>
+                          <a:xfrm>
+                            <a:off x="0" y="0"/>
+                            <a:ext cx="198430" cy="198430"/>
+                          </a:xfrm>
+                          <a:prstGeom prst="rect">
+                            <a:avLst/>
+                          </a:prstGeom>
+                        </pic:spPr>
+                      </pic:pic>
+                    </a:graphicData>
+                  </a:graphic>
+                </wp:inline>
+              </w:drawing>
+            </w:r>
+          </w:p>
+        </w:tc>
+        <w:tc>
+          <w:tcPr>
+            <w:tcW w:w="4692" w:type="pct"/>
+            <w:shd w:val="clear" w:color="auto" w:fill="auto"/>
+          </w:tcPr>
+          <w:p>
+            <w:pPr>
+              <w:pStyle w:val="TipText"/>
+              <w:cnfStyle w:val="000000000000" w:firstRow="0" w:lastRow="0" w:firstColumn="0" w:lastColumn="0" w:oddVBand="0" w:evenVBand="0" w:oddHBand="0" w:evenHBand="0" w:firstRowFirstColumn="0" w:firstRowLastColumn="0" w:lastRowFirstColumn="0" w:lastRowLastColumn="0"/>
+              <w:rPr>
+                <w:sz w:val="22"/>
+                <w:szCs w:val="22"/>
+              </w:rPr>
+            </w:pPr>
+            <w:r>
+              <w:rPr>
+                <w:b/>
+                <w:bCs/>
+                <w:sz w:val="22"/>
+                <w:szCs w:val="22"/>
+              </w:rPr>
+              <w:t>Strings</w:t>
+            </w:r>
+          </w:p>
+          <w:p>
+            <w:pPr>
+              <w:pStyle w:val="TipText"/>
+              <w:cnfStyle w:val="000000000000" w:firstRow="0" w:lastRow="0" w:firstColumn="0" w:lastColumn="0" w:oddVBand="0" w:evenVBand="0" w:oddHBand="0" w:evenHBand="0" w:firstRowFirstColumn="0" w:firstRowLastColumn="0" w:lastRowFirstColumn="0" w:lastRowLastColumn="0"/>
+              <w:rPr>
+                <w:sz w:val="22"/>
+                <w:szCs w:val="22"/>
+              </w:rPr>
+            </w:pPr>
+          </w:p>
+        </w:tc>
+      </w:tr>
+    </w:tbl>
+    <w:p>
+      <w:pPr>
+        <w:pStyle w:val="Heading2"/>
+      </w:pPr>
+      <w:r>
+        <w:t>How are Strings represented? what are the following concepts in invert quotes, escaping, multi-line strings, formatting?</w:t>
+      </w:r>
+    </w:p>
+    <w:tbl>
+      <w:tblPr>
+        <w:tblStyle w:val="TipTable"/>
+        <w:tblW w:w="5000" w:type="pct"/>
+        <w:tblLook w:val="04A0" w:firstRow="1" w:lastRow="0" w:firstColumn="1" w:lastColumn="0" w:noHBand="0" w:noVBand="1"/>
+        <w:tblDescription w:val="Layout table"/>
+      </w:tblPr>
+      <w:tblGrid>
+        <w:gridCol w:w="577"/>
+        <w:gridCol w:w="8783"/>
+      </w:tblGrid>
+      <w:tr>
+        <w:tc>
+          <w:tcPr>
+            <w:cnfStyle w:val="001000000000" w:firstRow="0" w:lastRow="0" w:firstColumn="1" w:lastColumn="0" w:oddVBand="0" w:evenVBand="0" w:oddHBand="0" w:evenHBand="0" w:firstRowFirstColumn="0" w:firstRowLastColumn="0" w:lastRowFirstColumn="0" w:lastRowLastColumn="0"/>
+            <w:tcW w:w="308" w:type="pct"/>
+            <w:shd w:val="clear" w:color="auto" w:fill="auto"/>
+          </w:tcPr>
+          <w:p>
+            <w:pPr>
+              <w:rPr>
+                <w:sz w:val="22"/>
+                <w:szCs w:val="22"/>
+              </w:rPr>
+            </w:pPr>
+            <w:r>
+              <w:rPr>
+                <w:noProof/>
+                <w:sz w:val="22"/>
+                <w:szCs w:val="22"/>
+              </w:rPr>
+              <w:drawing>
+                <wp:inline distT="0" distB="0" distL="0" distR="0" wp14:anchorId="287CC765" wp14:editId="55FA395E">
+                  <wp:extent cx="194503" cy="194503"/>
+                  <wp:effectExtent l="0" t="0" r="0" b="0"/>
+                  <wp:docPr id="2135404198" name="Graphic 2" descr="Badge Tick1 with solid fill"/>
+                  <wp:cNvGraphicFramePr>
+                    <a:graphicFrameLocks xmlns:a="http://schemas.openxmlformats.org/drawingml/2006/main" noChangeAspect="1"/>
+                  </wp:cNvGraphicFramePr>
+                  <a:graphic xmlns:a="http://schemas.openxmlformats.org/drawingml/2006/main">
+                    <a:graphicData uri="http://schemas.openxmlformats.org/drawingml/2006/picture">
+                      <pic:pic xmlns:pic="http://schemas.openxmlformats.org/drawingml/2006/picture">
+                        <pic:nvPicPr>
+                          <pic:cNvPr id="179667356" name="Graphic 179667356" descr="Badge Tick1 with solid fill"/>
+                          <pic:cNvPicPr/>
+                        </pic:nvPicPr>
+                        <pic:blipFill>
+                          <a:blip r:embed="rId10" cstate="print">
+                            <a:extLst>
+                              <a:ext uri="{28A0092B-C50C-407E-A947-70E740481C1C}">
+                                <a14:useLocalDpi xmlns:a14="http://schemas.microsoft.com/office/drawing/2010/main" val="0"/>
+                              </a:ext>
+                              <a:ext uri="{96DAC541-7B7A-43D3-8B79-37D633B846F1}">
+                                <asvg:svgBlip xmlns:asvg="http://schemas.microsoft.com/office/drawing/2016/SVG/main" r:embed="rId11"/>
+                              </a:ext>
+                            </a:extLst>
+                          </a:blip>
+                          <a:stretch>
+                            <a:fillRect/>
+                          </a:stretch>
+                        </pic:blipFill>
+                        <pic:spPr>
+                          <a:xfrm>
+                            <a:off x="0" y="0"/>
+                            <a:ext cx="198430" cy="198430"/>
+                          </a:xfrm>
+                          <a:prstGeom prst="rect">
+                            <a:avLst/>
+                          </a:prstGeom>
+                        </pic:spPr>
+                      </pic:pic>
+                    </a:graphicData>
+                  </a:graphic>
+                </wp:inline>
+              </w:drawing>
+            </w:r>
+          </w:p>
+        </w:tc>
+        <w:tc>
+          <w:tcPr>
+            <w:tcW w:w="4692" w:type="pct"/>
+            <w:shd w:val="clear" w:color="auto" w:fill="auto"/>
+          </w:tcPr>
+          <w:p>
+            <w:pPr>
+              <w:pStyle w:val="TipText"/>
+              <w:cnfStyle w:val="000000000000" w:firstRow="0" w:lastRow="0" w:firstColumn="0" w:lastColumn="0" w:oddVBand="0" w:evenVBand="0" w:oddHBand="0" w:evenHBand="0" w:firstRowFirstColumn="0" w:firstRowLastColumn="0" w:lastRowFirstColumn="0" w:lastRowLastColumn="0"/>
+              <w:rPr>
+                <w:sz w:val="22"/>
+                <w:szCs w:val="22"/>
+              </w:rPr>
+            </w:pPr>
+            <w:r>
+              <w:rPr>
+                <w:b/>
+                <w:bCs/>
+                <w:sz w:val="22"/>
+                <w:szCs w:val="22"/>
+              </w:rPr>
+              <w:t>Strings</w:t>
+            </w:r>
+            <w:r>
+              <w:rPr>
+                <w:sz w:val="22"/>
+                <w:szCs w:val="22"/>
+              </w:rPr>
+              <w:t xml:space="preserve"> </w:t>
+            </w:r>
+          </w:p>
+          <w:p>
+            <w:pPr>
+              <w:pStyle w:val="TipText"/>
+              <w:cnfStyle w:val="000000000000" w:firstRow="0" w:lastRow="0" w:firstColumn="0" w:lastColumn="0" w:oddVBand="0" w:evenVBand="0" w:oddHBand="0" w:evenHBand="0" w:firstRowFirstColumn="0" w:firstRowLastColumn="0" w:lastRowFirstColumn="0" w:lastRowLastColumn="0"/>
+              <w:rPr>
+                <w:sz w:val="22"/>
+                <w:szCs w:val="22"/>
+              </w:rPr>
+            </w:pPr>
+          </w:p>
+        </w:tc>
+      </w:tr>
+    </w:tbl>
+    <w:p>
+      <w:pPr>
+        <w:pStyle w:val="Heading2"/>
+      </w:pPr>
+      <w:r>
+        <w:t>How are Strings represented? what are the following concepts in invert quotes, escaping, multi-line strings, formatting?</w:t>
+      </w:r>
+    </w:p>
+    <w:tbl>
+      <w:tblPr>
+        <w:tblStyle w:val="TipTable"/>
+        <w:tblW w:w="5000" w:type="pct"/>
+        <w:tblLook w:val="04A0" w:firstRow="1" w:lastRow="0" w:firstColumn="1" w:lastColumn="0" w:noHBand="0" w:noVBand="1"/>
+        <w:tblDescription w:val="Layout table"/>
+      </w:tblPr>
+      <w:tblGrid>
+        <w:gridCol w:w="577"/>
+        <w:gridCol w:w="8783"/>
+      </w:tblGrid>
+      <w:tr>
+        <w:tc>
+          <w:tcPr>
+            <w:cnfStyle w:val="001000000000" w:firstRow="0" w:lastRow="0" w:firstColumn="1" w:lastColumn="0" w:oddVBand="0" w:evenVBand="0" w:oddHBand="0" w:evenHBand="0" w:firstRowFirstColumn="0" w:firstRowLastColumn="0" w:lastRowFirstColumn="0" w:lastRowLastColumn="0"/>
+            <w:tcW w:w="308" w:type="pct"/>
+            <w:shd w:val="clear" w:color="auto" w:fill="auto"/>
+          </w:tcPr>
+          <w:p>
+            <w:pPr>
+              <w:rPr>
+                <w:sz w:val="22"/>
+                <w:szCs w:val="22"/>
+              </w:rPr>
+            </w:pPr>
+            <w:r>
+              <w:rPr>
+                <w:noProof/>
+                <w:sz w:val="22"/>
+                <w:szCs w:val="22"/>
+              </w:rPr>
+              <w:drawing>
+                <wp:inline distT="0" distB="0" distL="0" distR="0" wp14:anchorId="067ED92B" wp14:editId="4B5E0C3B">
+                  <wp:extent cx="194503" cy="194503"/>
+                  <wp:effectExtent l="0" t="0" r="0" b="0"/>
+                  <wp:docPr id="1441823952" name="Graphic 2" descr="Badge Tick1 with solid fill"/>
+                  <wp:cNvGraphicFramePr>
+                    <a:graphicFrameLocks xmlns:a="http://schemas.openxmlformats.org/drawingml/2006/main" noChangeAspect="1"/>
+                  </wp:cNvGraphicFramePr>
+                  <a:graphic xmlns:a="http://schemas.openxmlformats.org/drawingml/2006/main">
+                    <a:graphicData uri="http://schemas.openxmlformats.org/drawingml/2006/picture">
+                      <pic:pic xmlns:pic="http://schemas.openxmlformats.org/drawingml/2006/picture">
+                        <pic:nvPicPr>
+                          <pic:cNvPr id="179667356" name="Graphic 179667356" descr="Badge Tick1 with solid fill"/>
+                          <pic:cNvPicPr/>
+                        </pic:nvPicPr>
+                        <pic:blipFill>
+                          <a:blip r:embed="rId10" cstate="print">
+                            <a:extLst>
+                              <a:ext uri="{28A0092B-C50C-407E-A947-70E740481C1C}">
+                                <a14:useLocalDpi xmlns:a14="http://schemas.microsoft.com/office/drawing/2010/main" val="0"/>
+                              </a:ext>
+                              <a:ext uri="{96DAC541-7B7A-43D3-8B79-37D633B846F1}">
+                                <asvg:svgBlip xmlns:asvg="http://schemas.microsoft.com/office/drawing/2016/SVG/main" r:embed="rId11"/>
+                              </a:ext>
+                            </a:extLst>
+                          </a:blip>
+                          <a:stretch>
+                            <a:fillRect/>
+                          </a:stretch>
+                        </pic:blipFill>
+                        <pic:spPr>
+                          <a:xfrm>
+                            <a:off x="0" y="0"/>
+                            <a:ext cx="198430" cy="198430"/>
+                          </a:xfrm>
+                          <a:prstGeom prst="rect">
+                            <a:avLst/>
+                          </a:prstGeom>
+                        </pic:spPr>
+                      </pic:pic>
+                    </a:graphicData>
+                  </a:graphic>
+                </wp:inline>
+              </w:drawing>
+            </w:r>
+          </w:p>
+        </w:tc>
+        <w:tc>
+          <w:tcPr>
+            <w:tcW w:w="4692" w:type="pct"/>
+            <w:shd w:val="clear" w:color="auto" w:fill="auto"/>
+          </w:tcPr>
+          <w:p>
+            <w:pPr>
+              <w:pStyle w:val="TipText"/>
+              <w:cnfStyle w:val="000000000000" w:firstRow="0" w:lastRow="0" w:firstColumn="0" w:lastColumn="0" w:oddVBand="0" w:evenVBand="0" w:oddHBand="0" w:evenHBand="0" w:firstRowFirstColumn="0" w:firstRowLastColumn="0" w:lastRowFirstColumn="0" w:lastRowLastColumn="0"/>
+              <w:rPr>
+                <w:sz w:val="22"/>
+                <w:szCs w:val="22"/>
+              </w:rPr>
+            </w:pPr>
+            <w:r>
+              <w:rPr>
+                <w:b/>
+                <w:bCs/>
+                <w:sz w:val="22"/>
+                <w:szCs w:val="22"/>
+              </w:rPr>
+              <w:t>Strings</w:t>
+            </w:r>
+            <w:r>
+              <w:rPr>
+                <w:sz w:val="22"/>
+                <w:szCs w:val="22"/>
+              </w:rPr>
+              <w:t xml:space="preserve"> </w:t>
+            </w:r>
+          </w:p>
+          <w:p>
+            <w:pPr>
+              <w:pStyle w:val="TipText"/>
+              <w:cnfStyle w:val="000000000000" w:firstRow="0" w:lastRow="0" w:firstColumn="0" w:lastColumn="0" w:oddVBand="0" w:evenVBand="0" w:oddHBand="0" w:evenHBand="0" w:firstRowFirstColumn="0" w:firstRowLastColumn="0" w:lastRowFirstColumn="0" w:lastRowLastColumn="0"/>
+              <w:rPr>
+                <w:sz w:val="22"/>
+                <w:szCs w:val="22"/>
+              </w:rPr>
+            </w:pPr>
           </w:p>
         </w:tc>
       </w:tr>
@@ -3305,8 +4890,8 @@
     <w:compatSetting w:name="useWord2013TrackBottomHyphenation" w:uri="http://schemas.microsoft.com/office/word" w:val="0"/>
   </w:compat>
   <w:rsids>
-    <w:rsidRoot w:val="002178D7"/>
-    <w:rsid w:val="002178D7"/>
+    <w:rsidRoot w:val="00584BE4"/>
+    <w:rsid w:val="00584BE4"/>
     <w:rsid w:val="00C00F23"/>
   </w:rsids>
   <m:mathPr>
